--- a/assignment_5.5_2303A1205.docx
+++ b/assignment_5.5_2303A1205.docx
@@ -242,7 +242,7 @@
           <w:szCs w:val="28"/>
           <w:lang w:val="en-US"/>
         </w:rPr>
-        <w:t>numbers:</w:t>
+        <w:t>numbers:s</w:t>
       </w:r>
       <w:bookmarkStart w:id="0" w:name="_GoBack"/>
       <w:bookmarkEnd w:id="0"/>
